--- a/이동약자_대중교통_국내외비교_보고서.docx
+++ b/이동약자_대중교통_국내외비교_보고서.docx
@@ -4020,6 +4020,42 @@
           <w:t xml:space="preserve">https://ggsts.gg.go.kr/resources/file/useInfo20250801.pdf</w:t>
         </w:r>
       </w:hyperlink>
+    </w:p>
+    <w:p>
+      <w:r>
+        <w:rPr>
+          <w:rFonts w:ascii="Malgun Gothic" w:hAnsi="Malgun Gothic"/>
+          <w:sz w:val="18"/>
+        </w:rPr>
+        <w:t>· 한국교통안전공단_지역별 저상버스 보급현황 (공공데이터포털, 광역지자체별, 2021년 기준)</w:t>
+      </w:r>
+    </w:p>
+    <w:p>
+      <w:r>
+        <w:rPr>
+          <w:rFonts w:ascii="Malgun Gothic" w:hAnsi="Malgun Gothic"/>
+          <w:sz w:val="18"/>
+        </w:rPr>
+        <w:t>https://www.data.go.kr/data/15106061/fileData.do</w:t>
+      </w:r>
+    </w:p>
+    <w:p>
+      <w:r>
+        <w:rPr>
+          <w:rFonts w:ascii="Malgun Gothic" w:hAnsi="Malgun Gothic"/>
+          <w:sz w:val="18"/>
+        </w:rPr>
+        <w:t>· 서울특별시_저상버스 도입 노선 및 노선별 보유율 (공공데이터포털, 노선 단위 CSV)</w:t>
+      </w:r>
+    </w:p>
+    <w:p>
+      <w:r>
+        <w:rPr>
+          <w:rFonts w:ascii="Malgun Gothic" w:hAnsi="Malgun Gothic"/>
+          <w:sz w:val="18"/>
+        </w:rPr>
+        <w:t>https://www.data.go.kr/data/15086332/fileData.do?recommendDataYn=Y</w:t>
+      </w:r>
     </w:p>
     <w:sectPr>
       <w:pgSz w:w="11906" w:h="16838" w:orient="portrait"/>
